--- a/docs/invoices_contracts/Lemongrass Contract Template 2024.docx
+++ b/docs/invoices_contracts/Lemongrass Contract Template 2024.docx
@@ -3763,7 +3763,7 @@
           <w:sz w:val="28"/>
           <w:szCs w:val="28"/>
         </w:rPr>
-        <w:t xml:space="preserve"> The </w:t>
+        <w:t xml:space="preserve">The </w:t>
       </w:r>
       <w:r>
         <w:rPr>

--- a/docs/invoices_contracts/Lemongrass Contract Template 2024.docx
+++ b/docs/invoices_contracts/Lemongrass Contract Template 2024.docx
@@ -5,10 +5,14 @@
     <w:p>
       <w:pPr>
         <w:pStyle w:val="Title"/>
-        <w:rPr>
-          <w:rFonts w:ascii="Sitka Small" w:hAnsi="Sitka Small"/>
-          <w:sz w:val="72"/>
-          <w:szCs w:val="72"/>
+        <w:jc w:val="center"/>
+        <w:rPr>
+          <w:rFonts w:ascii="Book Antiqua" w:hAnsi="Book Antiqua"/>
+          <w:b/>
+          <w:bCs/>
+          <w:sz w:val="36"/>
+          <w:szCs w:val="36"/>
+          <w:u w:val="single"/>
         </w:rPr>
       </w:pPr>
       <w:r>
@@ -19,9 +23,17 @@
           <w:szCs w:val="72"/>
         </w:rPr>
         <w:drawing>
-          <wp:inline distT="0" distB="0" distL="0" distR="0" wp14:anchorId="6137BE51" wp14:editId="57A71997">
+          <wp:anchor distT="0" distB="0" distL="114300" distR="114300" simplePos="0" relativeHeight="251658240" behindDoc="0" locked="0" layoutInCell="1" allowOverlap="1" wp14:anchorId="6137BE51" wp14:editId="157B579D">
+            <wp:simplePos x="0" y="0"/>
+            <wp:positionH relativeFrom="column">
+              <wp:posOffset>0</wp:posOffset>
+            </wp:positionH>
+            <wp:positionV relativeFrom="paragraph">
+              <wp:posOffset>-429895</wp:posOffset>
+            </wp:positionV>
             <wp:extent cx="6689684" cy="1552575"/>
             <wp:effectExtent l="0" t="0" r="0" b="0"/>
+            <wp:wrapNone/>
             <wp:docPr id="1584353720" name="Graphic 1"/>
             <wp:cNvGraphicFramePr>
               <a:graphicFrameLocks xmlns:a="http://schemas.openxmlformats.org/drawingml/2006/main" noChangeAspect="1"/>
@@ -51,7 +63,7 @@
                   <pic:spPr>
                     <a:xfrm>
                       <a:off x="0" y="0"/>
-                      <a:ext cx="6807197" cy="1579848"/>
+                      <a:ext cx="6689684" cy="1552575"/>
                     </a:xfrm>
                     <a:prstGeom prst="rect">
                       <a:avLst/>
@@ -60,13 +72,61 @@
                 </pic:pic>
               </a:graphicData>
             </a:graphic>
-          </wp:inline>
+            <wp14:sizeRelH relativeFrom="page">
+              <wp14:pctWidth>0</wp14:pctWidth>
+            </wp14:sizeRelH>
+            <wp14:sizeRelV relativeFrom="page">
+              <wp14:pctHeight>0</wp14:pctHeight>
+            </wp14:sizeRelV>
+          </wp:anchor>
         </w:drawing>
       </w:r>
     </w:p>
     <w:p>
       <w:pPr>
-        <w:spacing w:after="0" w:line="240" w:lineRule="auto"/>
+        <w:pStyle w:val="Title"/>
+        <w:jc w:val="center"/>
+        <w:rPr>
+          <w:rFonts w:ascii="Book Antiqua" w:hAnsi="Book Antiqua"/>
+          <w:b/>
+          <w:bCs/>
+          <w:sz w:val="36"/>
+          <w:szCs w:val="36"/>
+          <w:u w:val="single"/>
+        </w:rPr>
+      </w:pPr>
+    </w:p>
+    <w:p>
+      <w:pPr>
+        <w:pStyle w:val="Title"/>
+        <w:jc w:val="center"/>
+        <w:rPr>
+          <w:rFonts w:ascii="Book Antiqua" w:hAnsi="Book Antiqua"/>
+          <w:b/>
+          <w:bCs/>
+          <w:sz w:val="36"/>
+          <w:szCs w:val="36"/>
+          <w:u w:val="single"/>
+        </w:rPr>
+      </w:pPr>
+    </w:p>
+    <w:p>
+      <w:pPr>
+        <w:pStyle w:val="Title"/>
+        <w:jc w:val="center"/>
+        <w:rPr>
+          <w:rFonts w:ascii="Book Antiqua" w:hAnsi="Book Antiqua"/>
+          <w:b/>
+          <w:bCs/>
+          <w:sz w:val="36"/>
+          <w:szCs w:val="36"/>
+          <w:u w:val="single"/>
+        </w:rPr>
+      </w:pPr>
+    </w:p>
+    <w:p>
+      <w:pPr>
+        <w:pStyle w:val="Title"/>
         <w:jc w:val="center"/>
         <w:rPr>
           <w:rFonts w:ascii="Book Antiqua" w:hAnsi="Book Antiqua"/>
@@ -1282,6 +1342,95 @@
     <w:p>
       <w:pPr>
         <w:spacing w:after="0" w:line="276" w:lineRule="auto"/>
+        <w:rPr>
+          <w:rFonts w:ascii="Book Antiqua" w:hAnsi="Book Antiqua"/>
+          <w:color w:val="808080" w:themeColor="background1" w:themeShade="80"/>
+          <w:sz w:val="18"/>
+          <w:szCs w:val="18"/>
+        </w:rPr>
+      </w:pPr>
+      <w:r>
+        <w:rPr>
+          <w:rFonts w:ascii="Book Antiqua" w:hAnsi="Book Antiqua"/>
+          <w:b/>
+          <w:bCs/>
+          <w:color w:val="808080" w:themeColor="background1" w:themeShade="80"/>
+          <w:sz w:val="18"/>
+          <w:szCs w:val="18"/>
+        </w:rPr>
+        <w:t>Disclaimer</w:t>
+      </w:r>
+      <w:r>
+        <w:rPr>
+          <w:rFonts w:ascii="Book Antiqua" w:hAnsi="Book Antiqua"/>
+          <w:color w:val="808080" w:themeColor="background1" w:themeShade="80"/>
+          <w:sz w:val="18"/>
+          <w:szCs w:val="18"/>
+        </w:rPr>
+        <w:t xml:space="preserve">: The </w:t>
+      </w:r>
+      <w:r>
+        <w:rPr>
+          <w:rFonts w:ascii="Book Antiqua" w:hAnsi="Book Antiqua"/>
+          <w:b/>
+          <w:bCs/>
+          <w:color w:val="808080" w:themeColor="background1" w:themeShade="80"/>
+          <w:sz w:val="18"/>
+          <w:szCs w:val="18"/>
+        </w:rPr>
+        <w:t>Band</w:t>
+      </w:r>
+      <w:r>
+        <w:rPr>
+          <w:rFonts w:ascii="Book Antiqua" w:hAnsi="Book Antiqua"/>
+          <w:color w:val="808080" w:themeColor="background1" w:themeShade="80"/>
+          <w:sz w:val="18"/>
+          <w:szCs w:val="18"/>
+        </w:rPr>
+        <w:t xml:space="preserve"> will not be obligated to charge the same fees </w:t>
+      </w:r>
+      <w:r>
+        <w:rPr>
+          <w:rFonts w:ascii="Book Antiqua" w:hAnsi="Book Antiqua"/>
+          <w:color w:val="808080" w:themeColor="background1" w:themeShade="80"/>
+          <w:sz w:val="18"/>
+          <w:szCs w:val="18"/>
+        </w:rPr>
+        <w:t>for</w:t>
+      </w:r>
+      <w:r>
+        <w:rPr>
+          <w:rFonts w:ascii="Book Antiqua" w:hAnsi="Book Antiqua"/>
+          <w:color w:val="808080" w:themeColor="background1" w:themeShade="80"/>
+          <w:sz w:val="18"/>
+          <w:szCs w:val="18"/>
+        </w:rPr>
+        <w:t xml:space="preserve"> multiple clients. Each performance fee shall be re-negotiated to best reflect the requirements of the </w:t>
+      </w:r>
+      <w:r>
+        <w:rPr>
+          <w:rFonts w:ascii="Book Antiqua" w:hAnsi="Book Antiqua"/>
+          <w:b/>
+          <w:bCs/>
+          <w:color w:val="808080" w:themeColor="background1" w:themeShade="80"/>
+          <w:sz w:val="18"/>
+          <w:szCs w:val="18"/>
+        </w:rPr>
+        <w:t>Band</w:t>
+      </w:r>
+      <w:r>
+        <w:rPr>
+          <w:rFonts w:ascii="Book Antiqua" w:hAnsi="Book Antiqua"/>
+          <w:color w:val="808080" w:themeColor="background1" w:themeShade="80"/>
+          <w:sz w:val="18"/>
+          <w:szCs w:val="18"/>
+        </w:rPr>
+        <w:t xml:space="preserve"> and the event in question.</w:t>
+      </w:r>
+    </w:p>
+    <w:p>
+      <w:pPr>
+        <w:spacing w:after="0" w:line="276" w:lineRule="auto"/>
         <w:jc w:val="both"/>
         <w:rPr>
           <w:rFonts w:ascii="Book Antiqua" w:hAnsi="Book Antiqua"/>
@@ -4910,6 +5059,7 @@
         </w:rPr>
         <w:tab/>
       </w:r>
+      <w:proofErr w:type="spellStart"/>
       <w:r>
         <w:rPr>
           <w:rFonts w:ascii="Book Antiqua" w:hAnsi="Book Antiqua"/>
@@ -4920,6 +5070,7 @@
         </w:rPr>
         <w:t>anandrlobo@okaxis</w:t>
       </w:r>
+      <w:proofErr w:type="spellEnd"/>
     </w:p>
     <w:p>
       <w:pPr>
@@ -6237,13 +6388,23 @@
         </w:rPr>
         <w:t xml:space="preserve"> </w:t>
       </w:r>
+      <w:proofErr w:type="gramStart"/>
       <w:r>
         <w:rPr>
           <w:rFonts w:ascii="Sitka Banner" w:hAnsi="Sitka Banner"/>
           <w:sz w:val="24"/>
           <w:szCs w:val="24"/>
         </w:rPr>
-        <w:t>we can provide some equipment if discussed in advance; sound setup is handled by Anand Lobo.</w:t>
+        <w:t>we</w:t>
+      </w:r>
+      <w:proofErr w:type="gramEnd"/>
+      <w:r>
+        <w:rPr>
+          <w:rFonts w:ascii="Sitka Banner" w:hAnsi="Sitka Banner"/>
+          <w:sz w:val="24"/>
+          <w:szCs w:val="24"/>
+        </w:rPr>
+        <w:t xml:space="preserve"> can provide some equipment if discussed in advance; sound setup is handled by Anand Lobo.</w:t>
       </w:r>
     </w:p>
     <w:sectPr>
@@ -7479,7 +7640,6 @@
   <w:style w:type="character" w:default="1" w:styleId="DefaultParagraphFont">
     <w:name w:val="Default Paragraph Font"/>
     <w:uiPriority w:val="1"/>
-    <w:semiHidden/>
     <w:unhideWhenUsed/>
   </w:style>
   <w:style w:type="table" w:default="1" w:styleId="TableNormal">

--- a/docs/invoices_contracts/Lemongrass Contract Template 2024.docx
+++ b/docs/invoices_contracts/Lemongrass Contract Template 2024.docx
@@ -828,6 +828,14 @@
           <w:sz w:val="28"/>
           <w:szCs w:val="28"/>
         </w:rPr>
+        <w:t xml:space="preserve">Sylvester </w:t>
+      </w:r>
+      <w:r>
+        <w:rPr>
+          <w:rFonts w:ascii="Book Antiqua" w:hAnsi="Book Antiqua"/>
+          <w:sz w:val="28"/>
+          <w:szCs w:val="28"/>
+        </w:rPr>
         <w:t>Joy Dawson (guitar, voice)</w:t>
       </w:r>
     </w:p>
@@ -852,7 +860,31 @@
           <w:sz w:val="28"/>
           <w:szCs w:val="28"/>
         </w:rPr>
-        <w:t>Malaika de Souza</w:t>
+        <w:t>Malaika</w:t>
+      </w:r>
+      <w:r>
+        <w:rPr>
+          <w:rFonts w:ascii="Book Antiqua" w:hAnsi="Book Antiqua"/>
+          <w:sz w:val="28"/>
+          <w:szCs w:val="28"/>
+        </w:rPr>
+        <w:t xml:space="preserve"> </w:t>
+      </w:r>
+      <w:r>
+        <w:rPr>
+          <w:rFonts w:ascii="Book Antiqua" w:hAnsi="Book Antiqua"/>
+          <w:sz w:val="28"/>
+          <w:szCs w:val="28"/>
+        </w:rPr>
+        <w:t>Dominique</w:t>
+      </w:r>
+      <w:r>
+        <w:rPr>
+          <w:rFonts w:ascii="Book Antiqua" w:hAnsi="Book Antiqua"/>
+          <w:sz w:val="28"/>
+          <w:szCs w:val="28"/>
+        </w:rPr>
+        <w:t xml:space="preserve"> de Souza</w:t>
       </w:r>
       <w:r>
         <w:rPr>
@@ -884,7 +916,23 @@
           <w:sz w:val="28"/>
           <w:szCs w:val="28"/>
         </w:rPr>
-        <w:t>Anand Lobo (mandolin, viola, cajon, voice)</w:t>
+        <w:t>Anand</w:t>
+      </w:r>
+      <w:r>
+        <w:rPr>
+          <w:rFonts w:ascii="Book Antiqua" w:hAnsi="Book Antiqua"/>
+          <w:sz w:val="28"/>
+          <w:szCs w:val="28"/>
+        </w:rPr>
+        <w:t xml:space="preserve"> Richard</w:t>
+      </w:r>
+      <w:r>
+        <w:rPr>
+          <w:rFonts w:ascii="Book Antiqua" w:hAnsi="Book Antiqua"/>
+          <w:sz w:val="28"/>
+          <w:szCs w:val="28"/>
+        </w:rPr>
+        <w:t xml:space="preserve"> Lobo (mandolin, viola, cajon, voice)</w:t>
       </w:r>
     </w:p>
     <w:p>
@@ -5212,6 +5260,14 @@
           <w:sz w:val="32"/>
           <w:szCs w:val="32"/>
         </w:rPr>
+        <w:t xml:space="preserve">Sylvester </w:t>
+      </w:r>
+      <w:r>
+        <w:rPr>
+          <w:rFonts w:ascii="Sitka Banner" w:hAnsi="Sitka Banner"/>
+          <w:sz w:val="32"/>
+          <w:szCs w:val="32"/>
+        </w:rPr>
         <w:t>Joy Dawson (guitar, vocals)</w:t>
       </w:r>
     </w:p>
@@ -5236,7 +5292,31 @@
           <w:sz w:val="32"/>
           <w:szCs w:val="32"/>
         </w:rPr>
-        <w:t>Malaika de Souza</w:t>
+        <w:t>Malaika</w:t>
+      </w:r>
+      <w:r>
+        <w:rPr>
+          <w:rFonts w:ascii="Sitka Banner" w:hAnsi="Sitka Banner"/>
+          <w:sz w:val="32"/>
+          <w:szCs w:val="32"/>
+        </w:rPr>
+        <w:t xml:space="preserve"> </w:t>
+      </w:r>
+      <w:r>
+        <w:rPr>
+          <w:rFonts w:ascii="Sitka Banner" w:hAnsi="Sitka Banner"/>
+          <w:sz w:val="32"/>
+          <w:szCs w:val="32"/>
+        </w:rPr>
+        <w:t>Dominique</w:t>
+      </w:r>
+      <w:r>
+        <w:rPr>
+          <w:rFonts w:ascii="Sitka Banner" w:hAnsi="Sitka Banner"/>
+          <w:sz w:val="32"/>
+          <w:szCs w:val="32"/>
+        </w:rPr>
+        <w:t xml:space="preserve"> de Souza</w:t>
       </w:r>
       <w:r>
         <w:rPr>
@@ -5268,7 +5348,23 @@
           <w:sz w:val="32"/>
           <w:szCs w:val="32"/>
         </w:rPr>
-        <w:t>Anand Lobo (mandolin, viola, cajon, looper, vocals)</w:t>
+        <w:t>Anand</w:t>
+      </w:r>
+      <w:r>
+        <w:rPr>
+          <w:rFonts w:ascii="Sitka Banner" w:hAnsi="Sitka Banner"/>
+          <w:sz w:val="32"/>
+          <w:szCs w:val="32"/>
+        </w:rPr>
+        <w:t xml:space="preserve"> Richard</w:t>
+      </w:r>
+      <w:r>
+        <w:rPr>
+          <w:rFonts w:ascii="Sitka Banner" w:hAnsi="Sitka Banner"/>
+          <w:sz w:val="32"/>
+          <w:szCs w:val="32"/>
+        </w:rPr>
+        <w:t xml:space="preserve"> Lobo (mandolin, viola, cajon, looper, vocals)</w:t>
       </w:r>
     </w:p>
     <w:p>
@@ -6087,7 +6183,25 @@
           <w:sz w:val="32"/>
           <w:szCs w:val="32"/>
         </w:rPr>
-        <w:t>mixer: Yamaha MG-16XU or better (digital mixer preferred)</w:t>
+        <w:t xml:space="preserve">mixer: </w:t>
+      </w:r>
+      <w:proofErr w:type="spellStart"/>
+      <w:r>
+        <w:rPr>
+          <w:rFonts w:ascii="Sitka Banner" w:hAnsi="Sitka Banner"/>
+          <w:sz w:val="32"/>
+          <w:szCs w:val="32"/>
+        </w:rPr>
+        <w:t>Soundcraft</w:t>
+      </w:r>
+      <w:proofErr w:type="spellEnd"/>
+      <w:r>
+        <w:rPr>
+          <w:rFonts w:ascii="Sitka Banner" w:hAnsi="Sitka Banner"/>
+          <w:sz w:val="32"/>
+          <w:szCs w:val="32"/>
+        </w:rPr>
+        <w:t xml:space="preserve"> Ui16 or similar digital mixer</w:t>
       </w:r>
     </w:p>
     <w:p>
@@ -7640,6 +7754,7 @@
   <w:style w:type="character" w:default="1" w:styleId="DefaultParagraphFont">
     <w:name w:val="Default Paragraph Font"/>
     <w:uiPriority w:val="1"/>
+    <w:semiHidden/>
     <w:unhideWhenUsed/>
   </w:style>
   <w:style w:type="table" w:default="1" w:styleId="TableNormal">

--- a/docs/invoices_contracts/Lemongrass Contract Template 2024.docx
+++ b/docs/invoices_contracts/Lemongrass Contract Template 2024.docx
@@ -2422,7 +2422,23 @@
           <w:sz w:val="28"/>
           <w:szCs w:val="28"/>
         </w:rPr>
-        <w:t xml:space="preserve"> engages in any </w:t>
+        <w:t xml:space="preserve"> </w:t>
+      </w:r>
+      <w:r>
+        <w:rPr>
+          <w:rFonts w:ascii="Book Antiqua" w:hAnsi="Book Antiqua"/>
+          <w:sz w:val="28"/>
+          <w:szCs w:val="28"/>
+        </w:rPr>
+        <w:t xml:space="preserve">(or any of their representatives) </w:t>
+      </w:r>
+      <w:r>
+        <w:rPr>
+          <w:rFonts w:ascii="Book Antiqua" w:hAnsi="Book Antiqua"/>
+          <w:sz w:val="28"/>
+          <w:szCs w:val="28"/>
+        </w:rPr>
+        <w:t xml:space="preserve">engages in any </w:t>
       </w:r>
       <w:r>
         <w:rPr>
@@ -2447,6 +2463,14 @@
           <w:szCs w:val="28"/>
         </w:rPr>
         <w:t>unprofessional</w:t>
+      </w:r>
+      <w:r>
+        <w:rPr>
+          <w:rFonts w:ascii="Book Antiqua" w:hAnsi="Book Antiqua"/>
+          <w:sz w:val="28"/>
+          <w:szCs w:val="28"/>
+        </w:rPr>
+        <w:t xml:space="preserve"> or negligent</w:t>
       </w:r>
       <w:r>
         <w:rPr>
@@ -4082,7 +4106,170 @@
           <w:sz w:val="28"/>
           <w:szCs w:val="28"/>
         </w:rPr>
-        <w:t>at the venue during sound check, breaks, and after the performance.</w:t>
+        <w:t>at the venue during sound check, breaks, and after the performance</w:t>
+      </w:r>
+      <w:r>
+        <w:rPr>
+          <w:rFonts w:ascii="Book Antiqua" w:hAnsi="Book Antiqua"/>
+          <w:sz w:val="28"/>
+          <w:szCs w:val="28"/>
+        </w:rPr>
+        <w:t>.</w:t>
+      </w:r>
+    </w:p>
+    <w:p>
+      <w:pPr>
+        <w:spacing w:after="0" w:line="276" w:lineRule="auto"/>
+        <w:jc w:val="both"/>
+        <w:rPr>
+          <w:rFonts w:ascii="Book Antiqua" w:hAnsi="Book Antiqua"/>
+          <w:sz w:val="8"/>
+          <w:szCs w:val="8"/>
+        </w:rPr>
+      </w:pPr>
+    </w:p>
+    <w:p>
+      <w:pPr>
+        <w:pStyle w:val="ListParagraph"/>
+        <w:numPr>
+          <w:ilvl w:val="0"/>
+          <w:numId w:val="1"/>
+        </w:numPr>
+        <w:spacing w:after="0" w:line="276" w:lineRule="auto"/>
+        <w:jc w:val="both"/>
+        <w:rPr>
+          <w:rFonts w:ascii="Book Antiqua" w:hAnsi="Book Antiqua"/>
+          <w:sz w:val="28"/>
+          <w:szCs w:val="28"/>
+        </w:rPr>
+      </w:pPr>
+      <w:r>
+        <w:rPr>
+          <w:rFonts w:ascii="Book Antiqua" w:hAnsi="Book Antiqua"/>
+          <w:sz w:val="28"/>
+          <w:szCs w:val="28"/>
+        </w:rPr>
+        <w:t xml:space="preserve">The </w:t>
+      </w:r>
+      <w:r>
+        <w:rPr>
+          <w:rFonts w:ascii="Book Antiqua" w:hAnsi="Book Antiqua"/>
+          <w:b/>
+          <w:bCs/>
+          <w:sz w:val="28"/>
+          <w:szCs w:val="28"/>
+        </w:rPr>
+        <w:t>Client</w:t>
+      </w:r>
+      <w:r>
+        <w:rPr>
+          <w:rFonts w:ascii="Book Antiqua" w:hAnsi="Book Antiqua"/>
+          <w:sz w:val="28"/>
+          <w:szCs w:val="28"/>
+        </w:rPr>
+        <w:t xml:space="preserve"> </w:t>
+      </w:r>
+      <w:r>
+        <w:rPr>
+          <w:rFonts w:ascii="Book Antiqua" w:hAnsi="Book Antiqua"/>
+          <w:sz w:val="28"/>
+          <w:szCs w:val="28"/>
+        </w:rPr>
+        <w:t>and/</w:t>
+      </w:r>
+      <w:r>
+        <w:rPr>
+          <w:rFonts w:ascii="Book Antiqua" w:hAnsi="Book Antiqua"/>
+          <w:sz w:val="28"/>
+          <w:szCs w:val="28"/>
+        </w:rPr>
+        <w:t>or the venue</w:t>
+      </w:r>
+      <w:r>
+        <w:rPr>
+          <w:rFonts w:ascii="Book Antiqua" w:hAnsi="Book Antiqua"/>
+          <w:sz w:val="28"/>
+          <w:szCs w:val="28"/>
+        </w:rPr>
+        <w:t xml:space="preserve"> manager</w:t>
+      </w:r>
+      <w:r>
+        <w:rPr>
+          <w:rFonts w:ascii="Book Antiqua" w:hAnsi="Book Antiqua"/>
+          <w:sz w:val="28"/>
+          <w:szCs w:val="28"/>
+        </w:rPr>
+        <w:t xml:space="preserve"> will take appropriate measures to restrict access to the stage area: 1) f</w:t>
+      </w:r>
+      <w:r>
+        <w:rPr>
+          <w:rFonts w:ascii="Book Antiqua" w:hAnsi="Book Antiqua"/>
+          <w:sz w:val="28"/>
+          <w:szCs w:val="28"/>
+        </w:rPr>
+        <w:t xml:space="preserve">or the safety of the </w:t>
+      </w:r>
+      <w:r>
+        <w:rPr>
+          <w:rFonts w:ascii="Book Antiqua" w:hAnsi="Book Antiqua"/>
+          <w:b/>
+          <w:bCs/>
+          <w:sz w:val="28"/>
+          <w:szCs w:val="28"/>
+        </w:rPr>
+        <w:t>Ba</w:t>
+      </w:r>
+      <w:r>
+        <w:rPr>
+          <w:rFonts w:ascii="Book Antiqua" w:hAnsi="Book Antiqua"/>
+          <w:b/>
+          <w:bCs/>
+          <w:sz w:val="28"/>
+          <w:szCs w:val="28"/>
+        </w:rPr>
+        <w:t>n</w:t>
+      </w:r>
+      <w:r>
+        <w:rPr>
+          <w:rFonts w:ascii="Book Antiqua" w:hAnsi="Book Antiqua"/>
+          <w:b/>
+          <w:bCs/>
+          <w:sz w:val="28"/>
+          <w:szCs w:val="28"/>
+        </w:rPr>
+        <w:t>d’s</w:t>
+      </w:r>
+      <w:r>
+        <w:rPr>
+          <w:rFonts w:ascii="Book Antiqua" w:hAnsi="Book Antiqua"/>
+          <w:sz w:val="28"/>
+          <w:szCs w:val="28"/>
+        </w:rPr>
+        <w:t xml:space="preserve"> equipment, and </w:t>
+      </w:r>
+      <w:r>
+        <w:rPr>
+          <w:rFonts w:ascii="Book Antiqua" w:hAnsi="Book Antiqua"/>
+          <w:sz w:val="28"/>
+          <w:szCs w:val="28"/>
+        </w:rPr>
+        <w:t xml:space="preserve">2) </w:t>
+      </w:r>
+      <w:r>
+        <w:rPr>
+          <w:rFonts w:ascii="Book Antiqua" w:hAnsi="Book Antiqua"/>
+          <w:sz w:val="28"/>
+          <w:szCs w:val="28"/>
+        </w:rPr>
+        <w:t>to prevent disruptions to the performance</w:t>
+      </w:r>
+      <w:r>
+        <w:rPr>
+          <w:rFonts w:ascii="Book Antiqua" w:hAnsi="Book Antiqua"/>
+          <w:sz w:val="28"/>
+          <w:szCs w:val="28"/>
+        </w:rPr>
+        <w:t>.</w:t>
       </w:r>
     </w:p>
     <w:p>
@@ -5107,7 +5294,6 @@
         </w:rPr>
         <w:tab/>
       </w:r>
-      <w:proofErr w:type="spellStart"/>
       <w:r>
         <w:rPr>
           <w:rFonts w:ascii="Book Antiqua" w:hAnsi="Book Antiqua"/>
@@ -5118,7 +5304,6 @@
         </w:rPr>
         <w:t>anandrlobo@okaxis</w:t>
       </w:r>
-      <w:proofErr w:type="spellEnd"/>
     </w:p>
     <w:p>
       <w:pPr>
@@ -6185,23 +6370,13 @@
         </w:rPr>
         <w:t xml:space="preserve">mixer: </w:t>
       </w:r>
-      <w:proofErr w:type="spellStart"/>
       <w:r>
         <w:rPr>
           <w:rFonts w:ascii="Sitka Banner" w:hAnsi="Sitka Banner"/>
           <w:sz w:val="32"/>
           <w:szCs w:val="32"/>
         </w:rPr>
-        <w:t>Soundcraft</w:t>
-      </w:r>
-      <w:proofErr w:type="spellEnd"/>
-      <w:r>
-        <w:rPr>
-          <w:rFonts w:ascii="Sitka Banner" w:hAnsi="Sitka Banner"/>
-          <w:sz w:val="32"/>
-          <w:szCs w:val="32"/>
-        </w:rPr>
-        <w:t xml:space="preserve"> Ui16 or similar digital mixer</w:t>
+        <w:t>Soundcraft Ui16 or similar digital mixer</w:t>
       </w:r>
     </w:p>
     <w:p>
@@ -6349,17 +6524,7 @@
           <w:sz w:val="32"/>
           <w:szCs w:val="32"/>
         </w:rPr>
-        <w:t xml:space="preserve"> separated from dance floor by at least </w:t>
-      </w:r>
-      <w:r>
-        <w:rPr>
-          <w:rFonts w:ascii="Sitka Banner" w:hAnsi="Sitka Banner"/>
-          <w:b/>
-          <w:bCs/>
-          <w:sz w:val="32"/>
-          <w:szCs w:val="32"/>
-        </w:rPr>
-        <w:t xml:space="preserve">TWO </w:t>
+        <w:t xml:space="preserve"> separated from dance floor</w:t>
       </w:r>
       <w:r>
         <w:rPr>
@@ -6367,7 +6532,7 @@
           <w:sz w:val="32"/>
           <w:szCs w:val="32"/>
         </w:rPr>
-        <w:t>metres,</w:t>
+        <w:t xml:space="preserve"> with a clearly visible barrier</w:t>
       </w:r>
       <w:r>
         <w:rPr>
@@ -6375,7 +6540,7 @@
           <w:sz w:val="32"/>
           <w:szCs w:val="32"/>
         </w:rPr>
-        <w:t xml:space="preserve"> </w:t>
+        <w:t>,</w:t>
       </w:r>
       <w:r>
         <w:rPr>
@@ -6383,6 +6548,14 @@
           <w:sz w:val="32"/>
           <w:szCs w:val="32"/>
         </w:rPr>
+        <w:t xml:space="preserve"> </w:t>
+      </w:r>
+      <w:r>
+        <w:rPr>
+          <w:rFonts w:ascii="Sitka Banner" w:hAnsi="Sitka Banner"/>
+          <w:sz w:val="32"/>
+          <w:szCs w:val="32"/>
+        </w:rPr>
         <w:t>for the safety of our equipment and instruments.</w:t>
       </w:r>
     </w:p>
@@ -6502,23 +6675,13 @@
         </w:rPr>
         <w:t xml:space="preserve"> </w:t>
       </w:r>
-      <w:proofErr w:type="gramStart"/>
       <w:r>
         <w:rPr>
           <w:rFonts w:ascii="Sitka Banner" w:hAnsi="Sitka Banner"/>
           <w:sz w:val="24"/>
           <w:szCs w:val="24"/>
         </w:rPr>
-        <w:t>we</w:t>
-      </w:r>
-      <w:proofErr w:type="gramEnd"/>
-      <w:r>
-        <w:rPr>
-          <w:rFonts w:ascii="Sitka Banner" w:hAnsi="Sitka Banner"/>
-          <w:sz w:val="24"/>
-          <w:szCs w:val="24"/>
-        </w:rPr>
-        <w:t xml:space="preserve"> can provide some equipment if discussed in advance; sound setup is handled by Anand Lobo.</w:t>
+        <w:t>we can provide some equipment if discussed in advance; sound setup is handled by Anand Lobo.</w:t>
       </w:r>
     </w:p>
     <w:sectPr>
@@ -7754,7 +7917,6 @@
   <w:style w:type="character" w:default="1" w:styleId="DefaultParagraphFont">
     <w:name w:val="Default Paragraph Font"/>
     <w:uiPriority w:val="1"/>
-    <w:semiHidden/>
     <w:unhideWhenUsed/>
   </w:style>
   <w:style w:type="table" w:default="1" w:styleId="TableNormal">
